--- a/livrables/lecons/2026-06-13_lecon-psychopathologie_01_intro-modeles-psychopatho.docx
+++ b/livrables/lecons/2026-06-13_lecon-psychopathologie_01_intro-modeles-psychopatho.docx
@@ -150,7 +150,7 @@
           <w:sz w:val="22"/>
           <w:szCs w:val="22"/>
         </w:rPr>
-        <w:t xml:space="preserve">« Comprendre » (saisir le sens vécu) et « expliquer » (établir des causes) : deux gestes complémentaires — Karl Jaspers.</w:t>
+        <w:t xml:space="preserve">Comprendre — saisir le sens vécu — et expliquer — établir des causes — sont deux gestes complémentaires, distinction que Jaspers place au cœur de sa Psychopathologie générale (1913). ⚠️ Reformulé le 06/09/2026 : le passage était présenté en bloc de citation, avec attribution nominale à Karl Jaspers. La distinction lui revient effectivement, mais aucune des quatre sources de cette leçon ne l’atteste, et la formulation n’a donc pas pu être vérifiée. Elle est donnée en discours indirect, ce qu’elle est.</w:t>
       </w:r>
     </w:p>
     <w:p>
@@ -490,7 +490,7 @@
           <w:sz w:val="22"/>
           <w:szCs w:val="22"/>
         </w:rPr>
-        <w:t xml:space="preserve">Comprendre qu'un comportement a plusieurs lectures évite la stigmatisation et enrichit le projet personnalisé : un même « trouble du comportement » peut relever d'une douleur somatique, d'un vécu, d'un apprentissage, d'un contexte institutionnel. Ton rôle : OBSERVER et DÉCRIRE finement (pas diagnostiquer), pour mieux dialoguer avec les soignants et orienter. C'est aussi le socle des approches non médicamenteuses (RBPP HAS).</w:t>
+        <w:t xml:space="preserve">Comprendre qu'un comportement a plusieurs lectures évite la stigmatisation et enrichit le projet personnalisé : un même « trouble du comportement » peut relever d'une douleur somatique, d'un vécu, d'un apprentissage, d'un contexte institutionnel. Ton rôle : OBSERVER et DÉCRIRE finement (pas diagnostiquer), pour mieux dialoguer avec les soignants et orienter. C’est aussi ce sur quoi reposent les approches non médicamenteuses. ⚠️ Reformulé le 06/09/2026 : la phrase invoquait « (RBPP HAS) » sans nommer ni dater aucune recommandation. La règle qui l’interdit a été ajoutée au parcours le 27/08/2026, donc APRÈS cette leçon : le défaut est réel, il n’enfreignait aucune consigne existante. Si tu veux appuyer ce point, retrouve la recommandation par son titre exact et sa date sur has-sante.fr.</w:t>
       </w:r>
     </w:p>
     <w:p>
@@ -571,7 +571,7 @@
             <w:szCs w:val="22"/>
             <w:u w:val="single"/>
           </w:rPr>
-          <w:t xml:space="preserve">Cairn — Psychologie clinique et psychopathologie : les modèles psychothérapeutiques</w:t>
+          <w:t xml:space="preserve">Cairn — Psychologie clinique et psychopathologie ⚠️ PAGE EN 403, JAMAIS OUVERTE</w:t>
         </w:r>
       </w:hyperlink>
     </w:p>
@@ -593,7 +593,7 @@
             <w:szCs w:val="22"/>
             <w:u w:val="single"/>
           </w:rPr>
-          <w:t xml:space="preserve">Psycom — Information fiable sur la santé mentale</w:t>
+          <w:t xml:space="preserve">Psycom — page d’accueil ⚠️ le lien pointe la RACINE du site, non une page sur les modèles</w:t>
         </w:r>
       </w:hyperlink>
     </w:p>
@@ -640,6 +640,113 @@
           <w:szCs w:val="16"/>
         </w:rPr>
         <w:t xml:space="preserve">Leçon générée le 13/06/2026 • Parcours d'apprentissage progressif • n°01 / intro-modeles-psychopatho</w:t>
+      </w:r>
+    </w:p>
+    <w:p>
+      <w:pPr>
+        <w:pBdr>
+          <w:bottom w:val="single" w:color="1B3A6B" w:sz="6"/>
+        </w:pBdr>
+        <w:spacing w:after="120" w:before="360"/>
+      </w:pPr>
+      <w:r>
+        <w:rPr>
+          <w:rFonts w:ascii="Times New Roman" w:cs="Times New Roman" w:eastAsia="Times New Roman" w:hAnsi="Times New Roman"/>
+          <w:b/>
+          <w:bCs/>
+          <w:color w:val="1B3A6B"/>
+          <w:sz w:val="30"/>
+          <w:szCs w:val="30"/>
+        </w:rPr>
+        <w:t xml:space="preserve">📝 Journal des corrections — 6 septembre 2026</w:t>
+      </w:r>
+    </w:p>
+    <w:p>
+      <w:pPr>
+        <w:spacing w:after="80"/>
+      </w:pPr>
+      <w:r>
+        <w:rPr>
+          <w:rFonts w:ascii="Times New Roman" w:cs="Times New Roman" w:eastAsia="Times New Roman" w:hAnsi="Times New Roman"/>
+          <w:b/>
+          <w:bCs/>
+          <w:i/>
+          <w:iCs/>
+          <w:color w:val="1F2937"/>
+          <w:sz w:val="22"/>
+          <w:szCs w:val="22"/>
+        </w:rPr>
+        <w:t xml:space="preserve">Leçon produite le 13/06/2026, relue le 06/09/2026. C’est la première leçon du parcours et la plus courte : 4 840 caractères. Trois corrections, et deux constats de format.</w:t>
+      </w:r>
+    </w:p>
+    <w:p>
+      <w:pPr>
+        <w:spacing w:after="80"/>
+      </w:pPr>
+      <w:r>
+        <w:rPr>
+          <w:rFonts w:ascii="Times New Roman" w:cs="Times New Roman" w:eastAsia="Times New Roman" w:hAnsi="Times New Roman"/>
+          <w:color w:val="1F2937"/>
+          <w:sz w:val="22"/>
+          <w:szCs w:val="22"/>
+        </w:rPr>
+        <w:t xml:space="preserve">① Une citation attribuée à Jaspers sans source qui l’atteste. Le passage figurait en bloc de citation : « “Comprendre” (saisir le sens vécu) et “expliquer” (établir des causes) : deux gestes complémentaires — Karl Jaspers. » La distinction revient bien à Jaspers et elle est au cœur de la Psychopathologie générale de 1913 : le fond est juste. Mais aucune des quatre sources de la leçon ne l’atteste, et la formulation elle-même n’a pas pu être vérifiée. Elle est désormais donnée en discours indirect, avec sa référence d’ouvrage.</w:t>
+      </w:r>
+    </w:p>
+    <w:p>
+      <w:pPr>
+        <w:spacing w:after="80"/>
+      </w:pPr>
+      <w:r>
+        <w:rPr>
+          <w:rFonts w:ascii="Times New Roman" w:cs="Times New Roman" w:eastAsia="Times New Roman" w:hAnsi="Times New Roman"/>
+          <w:color w:val="1F2937"/>
+          <w:sz w:val="22"/>
+          <w:szCs w:val="22"/>
+        </w:rPr>
+        <w:t xml:space="preserve">② Le pont professionnel invoquait « (RBPP HAS) » sans nommer ni dater. Reformulé sans autorité invoquée. La règle correspondante date du 27/08/2026, postérieure à cette leçon.</w:t>
+      </w:r>
+    </w:p>
+    <w:p>
+      <w:pPr>
+        <w:spacing w:after="80"/>
+      </w:pPr>
+      <w:r>
+        <w:rPr>
+          <w:rFonts w:ascii="Times New Roman" w:cs="Times New Roman" w:eastAsia="Times New Roman" w:hAnsi="Times New Roman"/>
+          <w:color w:val="1F2937"/>
+          <w:sz w:val="22"/>
+          <w:szCs w:val="22"/>
+        </w:rPr>
+        <w:t xml:space="preserve">③ Deux des quatre ressources ne mènent pas à ce qu’elles annoncent. L’article de Cairn répond 403 et n’a jamais pu être ouvert — ni le 13/06/2026 ni lors de la relecture. Et le lien « Psycom — Information fiable sur la santé mentale » pointe la racine du site, non une page traitant des modèles en psychopathologie. Les deux autres sources, en revanche, délivrent bien leur contenu : la page Wikipédia « Psychopathology » et surtout l’entrée « Mental Disorder » de la Stanford Encyclopedia of Philosophy, qui est la source la plus solide de cette leçon et justifie pleinement le paragraphe sur le débat naturalisme / normativisme.</w:t>
+      </w:r>
+    </w:p>
+    <w:p>
+      <w:pPr>
+        <w:spacing w:after="80"/>
+      </w:pPr>
+      <w:r>
+        <w:rPr>
+          <w:rFonts w:ascii="Times New Roman" w:cs="Times New Roman" w:eastAsia="Times New Roman" w:hAnsi="Times New Roman"/>
+          <w:color w:val="1F2937"/>
+          <w:sz w:val="22"/>
+          <w:szCs w:val="22"/>
+        </w:rPr>
+        <w:t xml:space="preserve">Vérifié lors de la relecture et inchangé : la fondation de la psychopathologie comme discipline par Karl Jaspers en 1913 ; les six modèles explicatifs et leurs caractérisations ; les quatre D — déviance, détresse, dysfonctionnement, durée — et la précision qu’aucun critère ne suffit seul ; l’encadré d’humilité sur le caractère philosophiquement débattu de la notion de trouble mental, qui est le meilleur passage de cette leçon d’ouverture. L’exercice 3 mérite d’être signalé : il demande d’identifier l’ANGLE MORT que crée le modèle vers lequel on penche spontanément. C’est la bonne question à poser en ouverture d’un parcours de psychopathologie.</w:t>
+      </w:r>
+    </w:p>
+    <w:p>
+      <w:pPr>
+        <w:spacing w:after="80"/>
+      </w:pPr>
+      <w:r>
+        <w:rPr>
+          <w:rFonts w:ascii="Times New Roman" w:cs="Times New Roman" w:eastAsia="Times New Roman" w:hAnsi="Times New Roman"/>
+          <w:color w:val="1F2937"/>
+          <w:sz w:val="22"/>
+          <w:szCs w:val="22"/>
+        </w:rPr>
+        <w:t xml:space="preserve">Deux constats de format, signalés et non corrigés parce qu’ils relèvent d’une production incomplète et non d’une erreur. D’abord la taille : 4 840 caractères, contre 14 000 à 20 000 pour les leçons produites à partir d’août. Ensuite, et c’est plus gênant, AUCUN des trois exercices ni le challenge ne comporte d’éléments de réponse : ce sont des consignes nues. La leçon 05 présente le même profil. À partir de la leçon 03, puis systématiquement à partir de la leçon 06, chaque exercice est accompagné de son corrigé — le format du parcours s’est stabilisé en cours de route, et les deux premières leçons n’ont jamais été reprises.</w:t>
       </w:r>
     </w:p>
     <w:sectPr>
